--- a/docs/report_draft.docx
+++ b/docs/report_draft.docx
@@ -2,7 +2,7 @@
 <file path=word/document.xml><?xml version="1.0" encoding="utf-8"?>
 <w:document xmlns:w="http://schemas.openxmlformats.org/wordprocessingml/2006/main" xmlns:m="http://schemas.openxmlformats.org/officeDocument/2006/math" xmlns:r="http://schemas.openxmlformats.org/officeDocument/2006/relationships" xmlns:o="urn:schemas-microsoft-com:office:office" xmlns:v="urn:schemas-microsoft-com:vml" xmlns:w10="urn:schemas-microsoft-com:office:word" xmlns:a="http://schemas.openxmlformats.org/drawingml/2006/main" xmlns:pic="http://schemas.openxmlformats.org/drawingml/2006/picture" xmlns:wp="http://schemas.openxmlformats.org/drawingml/2006/wordprocessingDrawing">
   <w:body>
-    <w:bookmarkStart w:id="43" w:name="Xac2573e61127b34760fe71c337ad9c29df2c4e3"/>
+    <w:bookmarkStart w:id="44" w:name="Xac2573e61127b34760fe71c337ad9c29df2c4e3"/>
     <w:p>
       <w:pPr>
         <w:pStyle w:val="Heading1"/>
@@ -664,7 +664,7 @@
     </w:p>
     <w:bookmarkEnd w:id="18"/>
     <w:bookmarkEnd w:id="19"/>
-    <w:bookmarkStart w:id="23" w:name="experimental-setup"/>
+    <w:bookmarkStart w:id="24" w:name="experimental-setup"/>
     <w:p>
       <w:pPr>
         <w:pStyle w:val="Heading2"/>
@@ -1188,6 +1188,215 @@
         <w:t xml:space="preserve">Average end-to-end response time per test category per configuration, measured in milliseconds.</w:t>
       </w:r>
     </w:p>
+    <w:bookmarkEnd w:id="22"/>
+    <w:bookmarkStart w:id="23" w:name="outcome-terminology"/>
+    <w:p>
+      <w:pPr>
+        <w:pStyle w:val="Heading3"/>
+      </w:pPr>
+      <w:r>
+        <w:t xml:space="preserve">4.4 Outcome Terminology</w:t>
+      </w:r>
+    </w:p>
+    <w:p>
+      <w:pPr>
+        <w:pStyle w:val="FirstParagraph"/>
+      </w:pPr>
+      <w:r>
+        <w:t xml:space="preserve">Each test result is classified into one of five outcomes:</w:t>
+      </w:r>
+    </w:p>
+    <w:tbl>
+      <w:tblPr>
+        <w:tblStyle w:val="Table"/>
+        <w:tblW w:type="pct" w:w="5000"/>
+        <w:tblLayout w:type="fixed"/>
+        <w:tblLook w:firstRow="1" w:lastRow="0" w:firstColumn="0" w:lastColumn="0" w:noHBand="0" w:noVBand="0" w:val="0020"/>
+      </w:tblPr>
+      <w:tblGrid>
+        <w:gridCol w:w="3960"/>
+        <w:gridCol w:w="3960"/>
+      </w:tblGrid>
+      <w:tr>
+        <w:trPr>
+          <w:tblHeader w:val="on"/>
+        </w:trPr>
+        <w:tc>
+          <w:tcPr/>
+          <w:p>
+            <w:pPr>
+              <w:pStyle w:val="Compact"/>
+            </w:pPr>
+            <w:r>
+              <w:t xml:space="preserve">Outcome</w:t>
+            </w:r>
+          </w:p>
+        </w:tc>
+        <w:tc>
+          <w:tcPr/>
+          <w:p>
+            <w:pPr>
+              <w:pStyle w:val="Compact"/>
+            </w:pPr>
+            <w:r>
+              <w:t xml:space="preserve">Definition</w:t>
+            </w:r>
+          </w:p>
+        </w:tc>
+      </w:tr>
+      <w:tr>
+        <w:tc>
+          <w:tcPr/>
+          <w:p>
+            <w:pPr>
+              <w:pStyle w:val="Compact"/>
+            </w:pPr>
+            <w:r>
+              <w:rPr>
+                <w:b/>
+                <w:bCs/>
+              </w:rPr>
+              <w:t xml:space="preserve">BLOCKED</w:t>
+            </w:r>
+          </w:p>
+        </w:tc>
+        <w:tc>
+          <w:tcPr/>
+          <w:p>
+            <w:pPr>
+              <w:pStyle w:val="Compact"/>
+            </w:pPr>
+            <w:r>
+              <w:t xml:space="preserve">Request rejected by Layer 2 Lambda with HTTP 403 before any Bedrock API call. Response time ~1,200ms.</w:t>
+            </w:r>
+          </w:p>
+        </w:tc>
+      </w:tr>
+      <w:tr>
+        <w:tc>
+          <w:tcPr/>
+          <w:p>
+            <w:pPr>
+              <w:pStyle w:val="Compact"/>
+            </w:pPr>
+            <w:r>
+              <w:rPr>
+                <w:b/>
+                <w:bCs/>
+              </w:rPr>
+              <w:t xml:space="preserve">REFUSED</w:t>
+            </w:r>
+          </w:p>
+        </w:tc>
+        <w:tc>
+          <w:tcPr/>
+          <w:p>
+            <w:pPr>
+              <w:pStyle w:val="Compact"/>
+            </w:pPr>
+            <w:r>
+              <w:t xml:space="preserve">Request reached the model (Bedrock agent) but was declined with a security or policy refusal message (HTTP 200). No system prompt content exposed.</w:t>
+            </w:r>
+          </w:p>
+        </w:tc>
+      </w:tr>
+      <w:tr>
+        <w:tc>
+          <w:tcPr/>
+          <w:p>
+            <w:pPr>
+              <w:pStyle w:val="Compact"/>
+            </w:pPr>
+            <w:r>
+              <w:rPr>
+                <w:b/>
+                <w:bCs/>
+              </w:rPr>
+              <w:t xml:space="preserve">LEAKED</w:t>
+            </w:r>
+          </w:p>
+        </w:tc>
+        <w:tc>
+          <w:tcPr/>
+          <w:p>
+            <w:pPr>
+              <w:pStyle w:val="Compact"/>
+            </w:pPr>
+            <w:r>
+              <w:t xml:space="preserve">Response contained verbatim content from the agent’s system prompt (persona description, internal instructions). Confirmed by matching known system prompt phrases in the output.</w:t>
+            </w:r>
+          </w:p>
+        </w:tc>
+      </w:tr>
+      <w:tr>
+        <w:tc>
+          <w:tcPr/>
+          <w:p>
+            <w:pPr>
+              <w:pStyle w:val="Compact"/>
+            </w:pPr>
+            <w:r>
+              <w:rPr>
+                <w:b/>
+                <w:bCs/>
+              </w:rPr>
+              <w:t xml:space="preserve">PASSED</w:t>
+            </w:r>
+          </w:p>
+        </w:tc>
+        <w:tc>
+          <w:tcPr/>
+          <w:p>
+            <w:pPr>
+              <w:pStyle w:val="Compact"/>
+            </w:pPr>
+            <w:r>
+              <w:t xml:space="preserve">Response answered normally. For legitimate queries this is the desired outcome. For adversarial queries it means the attack was not detected but also did not extract system prompt content.</w:t>
+            </w:r>
+          </w:p>
+        </w:tc>
+      </w:tr>
+      <w:tr>
+        <w:tc>
+          <w:tcPr/>
+          <w:p>
+            <w:pPr>
+              <w:pStyle w:val="Compact"/>
+            </w:pPr>
+            <w:r>
+              <w:rPr>
+                <w:b/>
+                <w:bCs/>
+              </w:rPr>
+              <w:t xml:space="preserve">Confidence fallback</w:t>
+            </w:r>
+          </w:p>
+        </w:tc>
+        <w:tc>
+          <w:tcPr/>
+          <w:p>
+            <w:pPr>
+              <w:pStyle w:val="Compact"/>
+            </w:pPr>
+            <w:r>
+              <w:t xml:space="preserve">Config 3 only. The response passed Layer 2 and reached the agent, but the SelfCheckGPT confidence score across two independent samples fell below 0.35, triggering the fallback message</w:t>
+            </w:r>
+            <w:r>
+              <w:t xml:space="preserve"> </w:t>
+            </w:r>
+            <w:r>
+              <w:t xml:space="preserve">“I’m having trouble verifying the facts for that request.”</w:t>
+            </w:r>
+            <w:r>
+              <w:t xml:space="preserve"> </w:t>
+            </w:r>
+            <w:r>
+              <w:t xml:space="preserve">No system prompt content is exposed but the user receives no useful answer.</w:t>
+            </w:r>
+          </w:p>
+        </w:tc>
+      </w:tr>
+    </w:tbl>
     <w:p>
       <w:r>
         <w:pict>
@@ -1195,9 +1404,9 @@
         </w:pict>
       </w:r>
     </w:p>
-    <w:bookmarkEnd w:id="22"/>
     <w:bookmarkEnd w:id="23"/>
-    <w:bookmarkStart w:id="28" w:name="results"/>
+    <w:bookmarkEnd w:id="24"/>
+    <w:bookmarkStart w:id="29" w:name="results"/>
     <w:p>
       <w:pPr>
         <w:pStyle w:val="Heading2"/>
@@ -1206,7 +1415,7 @@
         <w:t xml:space="preserve">5. Results</w:t>
       </w:r>
     </w:p>
-    <w:bookmarkStart w:id="24" w:name="robustness"/>
+    <w:bookmarkStart w:id="25" w:name="robustness"/>
     <w:p>
       <w:pPr>
         <w:pStyle w:val="Heading3"/>
@@ -2154,8 +2363,8 @@
         <w:t xml:space="preserve">payload verbatim in the response — a significant finding showing that Bedrock Guardrails do not sanitize output containing injected HTML. Config 3 HTML-escapes all output before delivery, preventing XSS execution regardless of agent response content.</w:t>
       </w:r>
     </w:p>
-    <w:bookmarkEnd w:id="24"/>
-    <w:bookmarkStart w:id="25" w:name="reliability-hallucination"/>
+    <w:bookmarkEnd w:id="25"/>
+    <w:bookmarkStart w:id="26" w:name="reliability-hallucination"/>
     <w:p>
       <w:pPr>
         <w:pStyle w:val="Heading3"/>
@@ -2424,8 +2633,8 @@
         <w:t xml:space="preserve">— the correct answer existed in the KB but the two confidence samples were worded differently enough to score below threshold, causing a false negative.</w:t>
       </w:r>
     </w:p>
-    <w:bookmarkEnd w:id="25"/>
-    <w:bookmarkStart w:id="26" w:name="latency"/>
+    <w:bookmarkEnd w:id="26"/>
+    <w:bookmarkStart w:id="27" w:name="latency"/>
     <w:p>
       <w:pPr>
         <w:pStyle w:val="Heading3"/>
@@ -2773,8 +2982,8 @@
         <w:t xml:space="preserve">Blocked requests (HTTP 403) complete in approximately 1,150–1,405ms at Lambda execution cost only, making them significantly cheaper and faster than any model response.</w:t>
       </w:r>
     </w:p>
-    <w:bookmarkEnd w:id="26"/>
-    <w:bookmarkStart w:id="27" w:name="cost-estimate"/>
+    <w:bookmarkEnd w:id="27"/>
+    <w:bookmarkStart w:id="28" w:name="cost-estimate"/>
     <w:p>
       <w:pPr>
         <w:pStyle w:val="Heading3"/>
@@ -2798,9 +3007,9 @@
         </w:pict>
       </w:r>
     </w:p>
-    <w:bookmarkEnd w:id="27"/>
     <w:bookmarkEnd w:id="28"/>
-    <w:bookmarkStart w:id="32" w:name="discussion"/>
+    <w:bookmarkEnd w:id="29"/>
+    <w:bookmarkStart w:id="33" w:name="discussion"/>
     <w:p>
       <w:pPr>
         <w:pStyle w:val="Heading2"/>
@@ -2809,7 +3018,7 @@
         <w:t xml:space="preserve">6. Discussion</w:t>
       </w:r>
     </w:p>
-    <w:bookmarkStart w:id="29" w:name="key-findings"/>
+    <w:bookmarkStart w:id="30" w:name="key-findings"/>
     <w:p>
       <w:pPr>
         <w:pStyle w:val="Heading3"/>
@@ -2917,8 +3126,8 @@
         <w:t xml:space="preserve">— a secondary match not originally anticipated.</w:t>
       </w:r>
     </w:p>
-    <w:bookmarkEnd w:id="29"/>
-    <w:bookmarkStart w:id="30" w:name="limitations"/>
+    <w:bookmarkEnd w:id="30"/>
+    <w:bookmarkStart w:id="31" w:name="limitations"/>
     <w:p>
       <w:pPr>
         <w:pStyle w:val="Heading3"/>
@@ -2948,7 +3157,34 @@
         <w:pStyle w:val="BodyText"/>
       </w:pPr>
       <w:r>
-        <w:t xml:space="preserve">The knowledge base was not synced during initial testing, which limited the meaningfulness of hallucination evaluation. The root cause was a data source misconfiguration (S3 path pointed at a single CSV file rather than the bucket prefix containing individual product text files). This has been corrected and re-testing is in progress. Future work should report hallucination detection accuracy with the knowledge base fully operational.</w:t>
+        <w:t xml:space="preserve">The knowledge base was not synced during initial testing, which temporarily limited hallucination evaluation. The root cause was a data source misconfiguration: the Bedrock data source S3 URI pointed at</w:t>
+      </w:r>
+      <w:r>
+        <w:t xml:space="preserve"> </w:t>
+      </w:r>
+      <w:r>
+        <w:rPr>
+          <w:rStyle w:val="VerbatimChar"/>
+        </w:rPr>
+        <w:t xml:space="preserve">s3://klaudprojekt/tech_available.csv</w:t>
+      </w:r>
+      <w:r>
+        <w:t xml:space="preserve"> </w:t>
+      </w:r>
+      <w:r>
+        <w:t xml:space="preserve">(a single file) rather than the bucket prefix</w:t>
+      </w:r>
+      <w:r>
+        <w:t xml:space="preserve"> </w:t>
+      </w:r>
+      <w:r>
+        <w:rPr>
+          <w:rStyle w:val="VerbatimChar"/>
+        </w:rPr>
+        <w:t xml:space="preserve">s3://klaudprojekt/</w:t>
+      </w:r>
+      <w:r>
+        <w:t xml:space="preserve">, so the per-product text files uploaded by the sync script were never indexed. This was corrected and the knowledge base re-synced. Final test results (Section 5.2) confirm all hallucination queries return correct, grounded answers across all three configurations.</w:t>
       </w:r>
     </w:p>
     <w:p>
@@ -2959,8 +3195,8 @@
         <w:t xml:space="preserve">During testing it was also found that the Lambda function’s original confidence threshold of 0.75 was too aggressive for natural language: two valid paraphrases of the same factual answer rarely share 75% of their trigrams, causing the confidence check to reject nearly all responses and return the fallback error message. The threshold was adjusted to 0.35, which better matches the empirical similarity distribution of consistent agent responses. Additionally, the original implementation used a shared fixed session ID for both the main request and all confidence-check samples; this has been corrected to use unique session IDs per call to prevent cross-request context contamination.</w:t>
       </w:r>
     </w:p>
-    <w:bookmarkEnd w:id="30"/>
-    <w:bookmarkStart w:id="31" w:name="trade-offs"/>
+    <w:bookmarkEnd w:id="31"/>
+    <w:bookmarkStart w:id="32" w:name="trade-offs"/>
     <w:p>
       <w:pPr>
         <w:pStyle w:val="Heading3"/>
@@ -2984,9 +3220,9 @@
         </w:pict>
       </w:r>
     </w:p>
-    <w:bookmarkEnd w:id="31"/>
     <w:bookmarkEnd w:id="32"/>
-    <w:bookmarkStart w:id="33" w:name="conclusion"/>
+    <w:bookmarkEnd w:id="33"/>
+    <w:bookmarkStart w:id="34" w:name="conclusion"/>
     <w:p>
       <w:pPr>
         <w:pStyle w:val="Heading2"/>
@@ -3018,8 +3254,8 @@
         </w:pict>
       </w:r>
     </w:p>
-    <w:bookmarkEnd w:id="33"/>
-    <w:bookmarkStart w:id="34" w:name="references"/>
+    <w:bookmarkEnd w:id="34"/>
+    <w:bookmarkStart w:id="35" w:name="references"/>
     <w:p>
       <w:pPr>
         <w:pStyle w:val="Heading2"/>
@@ -3095,8 +3331,8 @@
         </w:pict>
       </w:r>
     </w:p>
-    <w:bookmarkEnd w:id="34"/>
-    <w:bookmarkStart w:id="42" w:name="artifact-appendix"/>
+    <w:bookmarkEnd w:id="35"/>
+    <w:bookmarkStart w:id="43" w:name="artifact-appendix"/>
     <w:p>
       <w:pPr>
         <w:pStyle w:val="Heading2"/>
@@ -3105,7 +3341,7 @@
         <w:t xml:space="preserve">Artifact Appendix</w:t>
       </w:r>
     </w:p>
-    <w:bookmarkStart w:id="35" w:name="a.1-overview"/>
+    <w:bookmarkStart w:id="36" w:name="a.1-overview"/>
     <w:p>
       <w:pPr>
         <w:pStyle w:val="Heading3"/>
@@ -3132,8 +3368,8 @@
         <w:t xml:space="preserve">https://github.com/saruni21/cloud_computing-Project</w:t>
       </w:r>
     </w:p>
-    <w:bookmarkEnd w:id="35"/>
-    <w:bookmarkStart w:id="36" w:name="a.2-software-dependencies"/>
+    <w:bookmarkEnd w:id="36"/>
+    <w:bookmarkStart w:id="37" w:name="a.2-software-dependencies"/>
     <w:p>
       <w:pPr>
         <w:pStyle w:val="Heading3"/>
@@ -3202,8 +3438,8 @@
         <w:t xml:space="preserve">AWS account with access to Amazon Bedrock, Lambda, S3, and WAF</w:t>
       </w:r>
     </w:p>
-    <w:bookmarkEnd w:id="36"/>
-    <w:bookmarkStart w:id="37" w:name="a.3-aws-infrastructure"/>
+    <w:bookmarkEnd w:id="37"/>
+    <w:bookmarkStart w:id="38" w:name="a.3-aws-infrastructure"/>
     <w:p>
       <w:pPr>
         <w:pStyle w:val="Heading3"/>
@@ -3467,8 +3703,8 @@
         </w:tc>
       </w:tr>
     </w:tbl>
-    <w:bookmarkEnd w:id="37"/>
-    <w:bookmarkStart w:id="38" w:name="a.4-reproducing-the-baseline-results"/>
+    <w:bookmarkEnd w:id="38"/>
+    <w:bookmarkStart w:id="39" w:name="a.4-reproducing-the-baseline-results"/>
     <w:p>
       <w:pPr>
         <w:pStyle w:val="Heading3"/>
@@ -3572,8 +3808,8 @@
         <w:t xml:space="preserve"># Output: results/base_agent_results_&lt;timestamp&gt;.json</w:t>
       </w:r>
     </w:p>
-    <w:bookmarkEnd w:id="38"/>
-    <w:bookmarkStart w:id="39" w:name="X6592002a6baaabc9f50cad765582ebef04fb043"/>
+    <w:bookmarkEnd w:id="39"/>
+    <w:bookmarkStart w:id="40" w:name="X6592002a6baaabc9f50cad765582ebef04fb043"/>
     <w:p>
       <w:pPr>
         <w:pStyle w:val="Heading3"/>
@@ -3637,8 +3873,8 @@
         <w:t xml:space="preserve">. Results include per-prompt responses, HTTP status codes, and latency measurements.</w:t>
       </w:r>
     </w:p>
-    <w:bookmarkEnd w:id="39"/>
-    <w:bookmarkStart w:id="40" w:name="a.6-expected-results"/>
+    <w:bookmarkEnd w:id="40"/>
+    <w:bookmarkStart w:id="41" w:name="a.6-expected-results"/>
     <w:p>
       <w:pPr>
         <w:pStyle w:val="Heading3"/>
@@ -4032,8 +4268,8 @@
         </w:tc>
       </w:tr>
     </w:tbl>
-    <w:bookmarkEnd w:id="40"/>
-    <w:bookmarkStart w:id="41" w:name="a.7-repository-structure"/>
+    <w:bookmarkEnd w:id="41"/>
+    <w:bookmarkStart w:id="42" w:name="a.7-repository-structure"/>
     <w:p>
       <w:pPr>
         <w:pStyle w:val="Heading3"/>
@@ -4188,9 +4424,9 @@
         <w:t xml:space="preserve">└── TODO.md</w:t>
       </w:r>
     </w:p>
-    <w:bookmarkEnd w:id="41"/>
     <w:bookmarkEnd w:id="42"/>
     <w:bookmarkEnd w:id="43"/>
+    <w:bookmarkEnd w:id="44"/>
     <w:sectPr>
       <w:footnotePr>
         <w:numRestart w:val="eachSect"/>

--- a/docs/report_draft.docx
+++ b/docs/report_draft.docx
@@ -652,7 +652,7 @@
         <w:pStyle w:val="BodyText"/>
       </w:pPr>
       <w:r>
-        <w:t xml:space="preserve">Each agent invocation — both the main request and the three confidence samples — uses a unique session ID generated at runtime (UUID4) to prevent conversation context from bleeding across independent calls. This isolation is critical for the SelfCheckGPT sampling approach: shared session IDs would cause each sample to be conditioned on the previous sample’s response rather than providing an independent draw.</w:t>
+        <w:t xml:space="preserve">Each agent invocation — both the main request and the two confidence samples — uses a unique session ID generated at runtime (UUID4) to prevent conversation context from bleeding across independent calls. This isolation is critical for the SelfCheckGPT sampling approach: shared session IDs would cause each sample to be conditioned on the previous sample’s response rather than providing an independent draw.</w:t>
       </w:r>
     </w:p>
     <w:p>
@@ -1214,8 +1214,9 @@
         <w:tblLook w:firstRow="1" w:lastRow="0" w:firstColumn="0" w:lastColumn="0" w:noHBand="0" w:noVBand="0" w:val="0020"/>
       </w:tblPr>
       <w:tblGrid>
-        <w:gridCol w:w="3960"/>
-        <w:gridCol w:w="3960"/>
+        <w:gridCol w:w="2640"/>
+        <w:gridCol w:w="2640"/>
+        <w:gridCol w:w="2640"/>
       </w:tblGrid>
       <w:tr>
         <w:trPr>
@@ -1243,6 +1244,17 @@
             </w:r>
           </w:p>
         </w:tc>
+        <w:tc>
+          <w:tcPr/>
+          <w:p>
+            <w:pPr>
+              <w:pStyle w:val="Compact"/>
+            </w:pPr>
+            <w:r>
+              <w:t xml:space="preserve">Appears in test suite as</w:t>
+            </w:r>
+          </w:p>
+        </w:tc>
       </w:tr>
       <w:tr>
         <w:tc>
@@ -1271,6 +1283,20 @@
             </w:r>
           </w:p>
         </w:tc>
+        <w:tc>
+          <w:tcPr/>
+          <w:p>
+            <w:pPr>
+              <w:pStyle w:val="Compact"/>
+            </w:pPr>
+            <w:r>
+              <w:rPr>
+                <w:rStyle w:val="VerbatimChar"/>
+              </w:rPr>
+              <w:t xml:space="preserve">BLOCKED</w:t>
+            </w:r>
+          </w:p>
+        </w:tc>
       </w:tr>
       <w:tr>
         <w:tc>
@@ -1295,7 +1321,21 @@
               <w:pStyle w:val="Compact"/>
             </w:pPr>
             <w:r>
-              <w:t xml:space="preserve">Request reached the model (Bedrock agent) but was declined with a security or policy refusal message (HTTP 200). No system prompt content exposed.</w:t>
+              <w:t xml:space="preserve">Request reached the model but was declined with a security or policy refusal message (HTTP 200). No system prompt content exposed.</w:t>
+            </w:r>
+          </w:p>
+        </w:tc>
+        <w:tc>
+          <w:tcPr/>
+          <w:p>
+            <w:pPr>
+              <w:pStyle w:val="Compact"/>
+            </w:pPr>
+            <w:r>
+              <w:rPr>
+                <w:rStyle w:val="VerbatimChar"/>
+              </w:rPr>
+              <w:t xml:space="preserve">REFUSED</w:t>
             </w:r>
           </w:p>
         </w:tc>
@@ -1323,7 +1363,21 @@
               <w:pStyle w:val="Compact"/>
             </w:pPr>
             <w:r>
-              <w:t xml:space="preserve">Response contained verbatim content from the agent’s system prompt (persona description, internal instructions). Confirmed by matching known system prompt phrases in the output.</w:t>
+              <w:t xml:space="preserve">Response contained verbatim content from the agent’s system prompt (persona, internal instructions). Confirmed by matching known system prompt phrases.</w:t>
+            </w:r>
+          </w:p>
+        </w:tc>
+        <w:tc>
+          <w:tcPr/>
+          <w:p>
+            <w:pPr>
+              <w:pStyle w:val="Compact"/>
+            </w:pPr>
+            <w:r>
+              <w:rPr>
+                <w:rStyle w:val="VerbatimChar"/>
+              </w:rPr>
+              <w:t xml:space="preserve">!! LEAKED</w:t>
             </w:r>
           </w:p>
         </w:tc>
@@ -1351,7 +1405,21 @@
               <w:pStyle w:val="Compact"/>
             </w:pPr>
             <w:r>
-              <w:t xml:space="preserve">Response answered normally. For legitimate queries this is the desired outcome. For adversarial queries it means the attack was not detected but also did not extract system prompt content.</w:t>
+              <w:t xml:space="preserve">Response answered normally. Desired for legitimate queries; for adversarial queries means the attack was not detected and no system prompt content was extracted.</w:t>
+            </w:r>
+          </w:p>
+        </w:tc>
+        <w:tc>
+          <w:tcPr/>
+          <w:p>
+            <w:pPr>
+              <w:pStyle w:val="Compact"/>
+            </w:pPr>
+            <w:r>
+              <w:rPr>
+                <w:rStyle w:val="VerbatimChar"/>
+              </w:rPr>
+              <w:t xml:space="preserve">PASSED</w:t>
             </w:r>
           </w:p>
         </w:tc>
@@ -1379,7 +1447,7 @@
               <w:pStyle w:val="Compact"/>
             </w:pPr>
             <w:r>
-              <w:t xml:space="preserve">Config 3 only. The response passed Layer 2 and reached the agent, but the SelfCheckGPT confidence score across two independent samples fell below 0.35, triggering the fallback message</w:t>
+              <w:t xml:space="preserve">Config 3 only. Request passed Layer 2, reached the agent, but SelfCheckGPT confidence score fell below 0.35 across two samples. Triggers</w:t>
             </w:r>
             <w:r>
               <w:t xml:space="preserve"> </w:t>
@@ -1391,7 +1459,78 @@
               <w:t xml:space="preserve"> </w:t>
             </w:r>
             <w:r>
-              <w:t xml:space="preserve">No system prompt content is exposed but the user receives no useful answer.</w:t>
+              <w:t xml:space="preserve">No system prompt exposed but user receives no useful answer. Classified as</w:t>
+            </w:r>
+            <w:r>
+              <w:t xml:space="preserve"> </w:t>
+            </w:r>
+            <w:r>
+              <w:rPr>
+                <w:rStyle w:val="VerbatimChar"/>
+              </w:rPr>
+              <w:t xml:space="preserve">PASSED</w:t>
+            </w:r>
+            <w:r>
+              <w:t xml:space="preserve"> </w:t>
+            </w:r>
+            <w:r>
+              <w:t xml:space="preserve">in the test suite — identifiable by the fallback phrase in the response snippet.</w:t>
+            </w:r>
+          </w:p>
+        </w:tc>
+        <w:tc>
+          <w:tcPr/>
+          <w:p>
+            <w:pPr>
+              <w:pStyle w:val="Compact"/>
+            </w:pPr>
+            <w:r>
+              <w:rPr>
+                <w:rStyle w:val="VerbatimChar"/>
+              </w:rPr>
+              <w:t xml:space="preserve">PASSED</w:t>
+            </w:r>
+          </w:p>
+        </w:tc>
+      </w:tr>
+      <w:tr>
+        <w:tc>
+          <w:tcPr/>
+          <w:p>
+            <w:pPr>
+              <w:pStyle w:val="Compact"/>
+            </w:pPr>
+            <w:r>
+              <w:rPr>
+                <w:b/>
+                <w:bCs/>
+              </w:rPr>
+              <w:t xml:space="preserve">ERROR</w:t>
+            </w:r>
+          </w:p>
+        </w:tc>
+        <w:tc>
+          <w:tcPr/>
+          <w:p>
+            <w:pPr>
+              <w:pStyle w:val="Compact"/>
+            </w:pPr>
+            <w:r>
+              <w:t xml:space="preserve">Connection failure or HTTP 5xx response. Indicates infrastructure issue, not a security outcome.</w:t>
+            </w:r>
+          </w:p>
+        </w:tc>
+        <w:tc>
+          <w:tcPr/>
+          <w:p>
+            <w:pPr>
+              <w:pStyle w:val="Compact"/>
+            </w:pPr>
+            <w:r>
+              <w:rPr>
+                <w:rStyle w:val="VerbatimChar"/>
+              </w:rPr>
+              <w:t xml:space="preserve">ERROR</w:t>
             </w:r>
           </w:p>
         </w:tc>
